--- a/cf/jm/u/files/u065.docx
+++ b/cf/jm/u/files/u065.docx
@@ -20,7 +20,7 @@
     </w:p>
     <w:p>
       <w:r>
-        <w:t>請針對每個題目，把答案填在「回答：」後面（越具體越好）；填好後請放回您的部門資料夾即可，不需回信。</w:t>
+        <w:t>這份問卷是想更了解您的實際作業，好把您的 AI 助理做得更貼近需求。第一部分請把答案填在「回答：」後面（越具體越好）；第二部分只是先讓您了解，之後用的時候再一起調整，不用現在填。填好後放回您的部門資料夾即可，不需回信。</w:t>
       </w:r>
     </w:p>
     <w:p>
@@ -32,8 +32,16 @@
       </w:r>
     </w:p>
     <w:p>
+      <w:pPr>
+        <w:pStyle w:val="Heading2"/>
+      </w:pPr>
       <w:r>
-        <w:t>1. PVD 焊接分件如何辨識？是靠料號前綴（如 PVD-）、分類欄位，還是需求清單白名單？</w:t>
+        <w:t>一、請您提供或確認的事情</w:t>
+      </w:r>
+    </w:p>
+    <w:p>
+      <w:r>
+        <w:t>1. 你要 AI 幫忙的是每天確認 PVD 焊接分件的料況，把收料明細整理成「PVD 料況表」，對嗎？</w:t>
       </w:r>
     </w:p>
     <w:p>
@@ -43,7 +51,7 @@
     </w:p>
     <w:p>
       <w:r>
-        <w:t>2. 料況表的欄位與格式是否有現行範本？集結門檻如何判定（全到/短缺）？</w:t>
+        <w:t>2. 資料來源是每日收料明細的 Email（放在 P 槽），AI 需要拿到內容才能整理</w:t>
       </w:r>
     </w:p>
     <w:p>
@@ -53,7 +61,7 @@
     </w:p>
     <w:p>
       <w:r>
-        <w:t>3. 每日收料明細 Email 的格式是否固定？是純表格還是夾雜文字內容需擷取？</w:t>
+        <w:t>3. 收料明細裡有很多料號，AI 怎麼知道哪些是 PVD 分件？有沒有一份 PVD 料號範圍給它？</w:t>
       </w:r>
     </w:p>
     <w:p>
@@ -63,7 +71,7 @@
     </w:p>
     <w:p>
       <w:r>
-        <w:t>4. PVD 分件需求清單從哪裡來、多久更新一次？能否與收料明細同源比對？</w:t>
+        <w:t>4. 你希望料況表長什麼樣？（料號、需求數、到料數、短缺數、料況狀態、來源日期）</w:t>
       </w:r>
     </w:p>
     <w:p>
@@ -73,7 +81,7 @@
     </w:p>
     <w:p>
       <w:r>
-        <w:t>5. 非 PVD 料號要完全排除，還是另列一區供參考？</w:t>
+        <w:t>5. 明細裡混著非 PVD 的料號，你要 AI 自動排除、只留 PVD 的，對嗎？</w:t>
       </w:r>
     </w:p>
     <w:p>
@@ -83,12 +91,45 @@
     </w:p>
     <w:p>
       <w:r>
-        <w:t>6. 同料號多筆分批到料時要合併還是逐筆列出？</w:t>
+        <w:t>6. 「料況集結完成」的門檻是什麼？先講清楚 AI 判斷才準</w:t>
       </w:r>
     </w:p>
     <w:p>
       <w:r>
         <w:t>回答：</w:t>
+      </w:r>
+    </w:p>
+    <w:p>
+      <w:pPr>
+        <w:pStyle w:val="Heading2"/>
+      </w:pPr>
+      <w:r>
+        <w:t>二、要用了之後、跟 AI 一起調整的事情（先了解即可，不用現在填）</w:t>
+      </w:r>
+    </w:p>
+    <w:p>
+      <w:r>
+        <w:t>• 前幾天用 AI 產的料況表對照實際，有漏掉或多算的就跟它說，它會修正篩選方式</w:t>
+      </w:r>
+    </w:p>
+    <w:p>
+      <w:r>
+        <w:t>• 如果它把非 PVD 的料號誤留下來，把 PVD 料號範圍講清楚給它，它會排除乾淨</w:t>
+      </w:r>
+    </w:p>
+    <w:p>
+      <w:r>
+        <w:t>• 它標「待補」的欄位是它不確定的，你補上正確值再讓它完成</w:t>
+      </w:r>
+    </w:p>
+    <w:p>
+      <w:r>
+        <w:t>• 把 PVD 分件的料號清單整理成一份給它，篩選會又快又準</w:t>
+      </w:r>
+    </w:p>
+    <w:p>
+      <w:r>
+        <w:t>• 納入每天固定流程，用久了它會很熟哪些是 PVD 料</w:t>
       </w:r>
     </w:p>
     <w:p/>
@@ -101,8 +142,16 @@
       </w:r>
     </w:p>
     <w:p>
+      <w:pPr>
+        <w:pStyle w:val="Heading2"/>
+      </w:pPr>
       <w:r>
-        <w:t>1. 本題明確是 SAP 過帳動作，確認 AI 只出「扣帳前核對清單」、不代為在 SAP 過帳嗎？</w:t>
+        <w:t>一、請您提供或確認的事情</w:t>
+      </w:r>
+    </w:p>
+    <w:p>
+      <w:r>
+        <w:t>1. 你要 AI 幫忙的是 SAP 焊接分件扣帳「之前」的核對，不是叫它去 SAP 按扣帳，對嗎？</w:t>
       </w:r>
     </w:p>
     <w:p>
@@ -112,7 +161,7 @@
     </w:p>
     <w:p>
       <w:r>
-        <w:t>2. 扣帳前核對是比對「焊接分件領用數量 vs SAP 應扣數量」嗎？資料如何取得（匯出/截圖）？</w:t>
+        <w:t>2. 真正在 SAP 過帳扣帳一定要你自己來，AI 只幫你算好應該扣哪些料、多少，這樣分工可以嗎？</w:t>
       </w:r>
     </w:p>
     <w:p>
@@ -122,7 +171,7 @@
     </w:p>
     <w:p>
       <w:r>
-        <w:t>3. 扣帳清單要哪些欄位（工單、料號、領用、應扣、差異、狀態、需人工確認）？</w:t>
+        <w:t>3. 資料從哪來？（焊接分件的收料/領用資料，加上 SAP 查到的應扣數量）AI 需要拿到才能比</w:t>
       </w:r>
     </w:p>
     <w:p>
@@ -132,7 +181,7 @@
     </w:p>
     <w:p>
       <w:r>
-        <w:t>4. 差異（數量不符、料號缺漏、重複）分別如何處理？哪些需人工於 SAP 確認？</w:t>
+        <w:t>4. 你希望 AI 產出什麼？（扣帳前核對清單：工單、料號、領用數、應扣數、差異）</w:t>
       </w:r>
     </w:p>
     <w:p>
@@ -142,7 +191,7 @@
     </w:p>
     <w:p>
       <w:r>
-        <w:t>5. SAP 應扣數量能否定期匯出成 CSV？還是只能逐筆查畫面？</w:t>
+        <w:t>5. 比對要抓哪些狀況？（數量不符、料號漏了、重複）先講清楚 AI 才知道要抓什麼</w:t>
       </w:r>
     </w:p>
     <w:p>
@@ -152,12 +201,45 @@
     </w:p>
     <w:p>
       <w:r>
-        <w:t>6. 料號比對是否區分大小寫與後綴？</w:t>
+        <w:t>6. 清單上「需要你在 SAP 確認」的地方，你希望 AI 標出來提醒你，對嗎？</w:t>
       </w:r>
     </w:p>
     <w:p>
       <w:r>
         <w:t>回答：</w:t>
+      </w:r>
+    </w:p>
+    <w:p>
+      <w:pPr>
+        <w:pStyle w:val="Heading2"/>
+      </w:pPr>
+      <w:r>
+        <w:t>二、要用了之後、跟 AI 一起調整的事情（先了解即可，不用現在填）</w:t>
+      </w:r>
+    </w:p>
+    <w:p>
+      <w:r>
+        <w:t>• 前幾次拿 AI 的扣帳前清單去 SAP 扣帳時，一筆一筆核對它算的應扣數對不對，錯就糾正</w:t>
+      </w:r>
+    </w:p>
+    <w:p>
+      <w:r>
+        <w:t>• 如果你叫它「幫我直接在 SAP 扣帳」它會婉拒，這是刻意的安全設計，實際過帳請你自己來</w:t>
+      </w:r>
+    </w:p>
+    <w:p>
+      <w:r>
+        <w:t>• 它標「待補」的欄位就是它不亂猜的地方，你補上正確值</w:t>
+      </w:r>
+    </w:p>
+    <w:p>
+      <w:r>
+        <w:t>• 把焊接分件的應扣邏輯講清楚給它，它算應扣數會更準</w:t>
+      </w:r>
+    </w:p>
+    <w:p>
+      <w:r>
+        <w:t>• 帳務的最後責任在你，AI 出的只是幫你先核好、少出錯的清單</w:t>
       </w:r>
     </w:p>
     <w:p/>
